--- a/docs/konkurs/04_Strategiya_Kravira_Protocol.docx
+++ b/docs/konkurs/04_Strategiya_Kravira_Protocol.docx
@@ -373,7 +373,7 @@
         <w:rPr>
           <w:i/>
         </w:rPr>
-        <w:t>отмечены: определены способы монетизации (B2B микроплатёж + B2C для физлиц), ценовая политика, каналы продаж (МИС, клиники, веб-витрина); определён потенциальный заказчик - МЦ «Кравира»; предварительный вывод на рынок - после получения писем заинтересованности.</w:t>
+        <w:t>отмечены: определены способы монетизации (B2B микроплатёж + B2C для физлиц), ценовая политика, каналы продаж (МИС, клиники, веб-витрина); определён потенциальный заказчик - МЦ «Кравира»; предварительный вывод на рынок - письма заинтересованности оформляются до 01.08.2026.</w:t>
       </w:r>
     </w:p>
     <w:p>
